--- a/Documentación del equipo.docx
+++ b/Documentación del equipo.docx
@@ -1,6 +1,6 @@
 
 <file path=word/document.xml><?xml version="1.0" encoding="utf-8"?>
-<w:document xmlns:wpc="http://schemas.microsoft.com/office/word/2010/wordprocessingCanvas" xmlns:cx="http://schemas.microsoft.com/office/drawing/2014/chartex" xmlns:cx1="http://schemas.microsoft.com/office/drawing/2015/9/8/chartex" xmlns:cx2="http://schemas.microsoft.com/office/drawing/2015/10/21/chartex" xmlns:cx3="http://schemas.microsoft.com/office/drawing/2016/5/9/chartex" xmlns:cx4="http://schemas.microsoft.com/office/drawing/2016/5/10/chartex" xmlns:cx5="http://schemas.microsoft.com/office/drawing/2016/5/11/chartex" xmlns:cx6="http://schemas.microsoft.com/office/drawing/2016/5/12/chartex" xmlns:cx7="http://schemas.microsoft.com/office/drawing/2016/5/13/chartex" xmlns:cx8="http://schemas.microsoft.com/office/drawing/2016/5/14/chartex" xmlns:mc="http://schemas.openxmlformats.org/markup-compatibility/2006" xmlns:aink="http://schemas.microsoft.com/office/drawing/2016/ink" xmlns:am3d="http://schemas.microsoft.com/office/drawing/2017/model3d" xmlns:o="urn:schemas-microsoft-com:office:office" xmlns:r="http://schemas.openxmlformats.org/officeDocument/2006/relationships" xmlns:m="http://schemas.openxmlformats.org/officeDocument/2006/math" xmlns:v="urn:schemas-microsoft-com:vml" xmlns:wp14="http://schemas.microsoft.com/office/word/2010/wordprocessingDrawing" xmlns:wp="http://schemas.openxmlformats.org/drawingml/2006/wordprocessingDrawing" xmlns:w10="urn:schemas-microsoft-com:office:word" xmlns:w="http://schemas.openxmlformats.org/wordprocessingml/2006/main" xmlns:w14="http://schemas.microsoft.com/office/word/2010/wordml" xmlns:w15="http://schemas.microsoft.com/office/word/2012/wordml" xmlns:w16cid="http://schemas.microsoft.com/office/word/2016/wordml/cid" xmlns:w16se="http://schemas.microsoft.com/office/word/2015/wordml/symex" xmlns:wpg="http://schemas.microsoft.com/office/word/2010/wordprocessingGroup" xmlns:wpi="http://schemas.microsoft.com/office/word/2010/wordprocessingInk" xmlns:wne="http://schemas.microsoft.com/office/word/2006/wordml" xmlns:wps="http://schemas.microsoft.com/office/word/2010/wordprocessingShape" mc:Ignorable="w14 w15 w16se w16cid wp14">
+<w:document xmlns:wpc="http://schemas.microsoft.com/office/word/2010/wordprocessingCanvas" xmlns:cx="http://schemas.microsoft.com/office/drawing/2014/chartex" xmlns:cx1="http://schemas.microsoft.com/office/drawing/2015/9/8/chartex" xmlns:cx2="http://schemas.microsoft.com/office/drawing/2015/10/21/chartex" xmlns:cx3="http://schemas.microsoft.com/office/drawing/2016/5/9/chartex" xmlns:cx4="http://schemas.microsoft.com/office/drawing/2016/5/10/chartex" xmlns:cx5="http://schemas.microsoft.com/office/drawing/2016/5/11/chartex" xmlns:cx6="http://schemas.microsoft.com/office/drawing/2016/5/12/chartex" xmlns:cx7="http://schemas.microsoft.com/office/drawing/2016/5/13/chartex" xmlns:cx8="http://schemas.microsoft.com/office/drawing/2016/5/14/chartex" xmlns:mc="http://schemas.openxmlformats.org/markup-compatibility/2006" xmlns:aink="http://schemas.microsoft.com/office/drawing/2016/ink" xmlns:am3d="http://schemas.microsoft.com/office/drawing/2017/model3d" xmlns:o="urn:schemas-microsoft-com:office:office" xmlns:oel="http://schemas.microsoft.com/office/2019/extlst" xmlns:r="http://schemas.openxmlformats.org/officeDocument/2006/relationships" xmlns:m="http://schemas.openxmlformats.org/officeDocument/2006/math" xmlns:v="urn:schemas-microsoft-com:vml" xmlns:wp14="http://schemas.microsoft.com/office/word/2010/wordprocessingDrawing" xmlns:wp="http://schemas.openxmlformats.org/drawingml/2006/wordprocessingDrawing" xmlns:w10="urn:schemas-microsoft-com:office:word" xmlns:w="http://schemas.openxmlformats.org/wordprocessingml/2006/main" xmlns:w14="http://schemas.microsoft.com/office/word/2010/wordml" xmlns:w15="http://schemas.microsoft.com/office/word/2012/wordml" xmlns:w16cex="http://schemas.microsoft.com/office/word/2018/wordml/cex" xmlns:w16cid="http://schemas.microsoft.com/office/word/2016/wordml/cid" xmlns:w16="http://schemas.microsoft.com/office/word/2018/wordml" xmlns:w16du="http://schemas.microsoft.com/office/word/2023/wordml/word16du" xmlns:w16sdtdh="http://schemas.microsoft.com/office/word/2020/wordml/sdtdatahash" xmlns:w16sdtfl="http://schemas.microsoft.com/office/word/2024/wordml/sdtformatlock" xmlns:w16se="http://schemas.microsoft.com/office/word/2015/wordml/symex" xmlns:wpg="http://schemas.microsoft.com/office/word/2010/wordprocessingGroup" xmlns:wpi="http://schemas.microsoft.com/office/word/2010/wordprocessingInk" xmlns:wne="http://schemas.microsoft.com/office/word/2006/wordml" xmlns:wps="http://schemas.microsoft.com/office/word/2010/wordprocessingShape" mc:Ignorable="w14 w15 w16se w16cid w16 w16cex w16sdtdh w16sdtfl w16du wp14">
   <w:body>
     <w:p>
       <w:pPr>
@@ -103,6 +103,7 @@
       </w:r>
       <w:r>
         <w:rPr>
+          <w:noProof/>
           <w:lang w:val="es-ES"/>
         </w:rPr>
         <w:drawing>
@@ -157,6 +158,7 @@
       </w:pPr>
       <w:r>
         <w:rPr>
+          <w:noProof/>
           <w:lang w:val="es-ES"/>
         </w:rPr>
         <w:drawing>
@@ -246,8 +248,167 @@
           <w:lang w:val="es-ES"/>
         </w:rPr>
       </w:pPr>
-      <w:bookmarkStart w:id="0" w:name="_GoBack"/>
-      <w:bookmarkEnd w:id="0"/>
+      <w:r>
+        <w:rPr>
+          <w:noProof/>
+        </w:rPr>
+        <w:lastRenderedPageBreak/>
+        <w:drawing>
+          <wp:inline distT="0" distB="0" distL="0" distR="0" wp14:anchorId="7A5AE556" wp14:editId="30114134">
+            <wp:extent cx="5612130" cy="2793365"/>
+            <wp:effectExtent l="0" t="0" r="7620" b="6985"/>
+            <wp:docPr id="1803090846" name="Imagen 3"/>
+            <wp:cNvGraphicFramePr>
+              <a:graphicFrameLocks xmlns:a="http://schemas.openxmlformats.org/drawingml/2006/main" noChangeAspect="1"/>
+            </wp:cNvGraphicFramePr>
+            <a:graphic xmlns:a="http://schemas.openxmlformats.org/drawingml/2006/main">
+              <a:graphicData uri="http://schemas.openxmlformats.org/drawingml/2006/picture">
+                <pic:pic xmlns:pic="http://schemas.openxmlformats.org/drawingml/2006/picture">
+                  <pic:nvPicPr>
+                    <pic:cNvPr id="0" name="Picture 3"/>
+                    <pic:cNvPicPr>
+                      <a:picLocks noChangeAspect="1" noChangeArrowheads="1"/>
+                    </pic:cNvPicPr>
+                  </pic:nvPicPr>
+                  <pic:blipFill>
+                    <a:blip r:embed="rId8">
+                      <a:extLst>
+                        <a:ext uri="{28A0092B-C50C-407E-A947-70E740481C1C}">
+                          <a14:useLocalDpi xmlns:a14="http://schemas.microsoft.com/office/drawing/2010/main" val="0"/>
+                        </a:ext>
+                      </a:extLst>
+                    </a:blip>
+                    <a:srcRect/>
+                    <a:stretch>
+                      <a:fillRect/>
+                    </a:stretch>
+                  </pic:blipFill>
+                  <pic:spPr bwMode="auto">
+                    <a:xfrm>
+                      <a:off x="0" y="0"/>
+                      <a:ext cx="5612130" cy="2793365"/>
+                    </a:xfrm>
+                    <a:prstGeom prst="rect">
+                      <a:avLst/>
+                    </a:prstGeom>
+                    <a:noFill/>
+                    <a:ln>
+                      <a:noFill/>
+                    </a:ln>
+                  </pic:spPr>
+                </pic:pic>
+              </a:graphicData>
+            </a:graphic>
+          </wp:inline>
+        </w:drawing>
+      </w:r>
+      <w:r>
+        <w:rPr>
+          <w:noProof/>
+        </w:rPr>
+        <w:drawing>
+          <wp:inline distT="0" distB="0" distL="0" distR="0" wp14:anchorId="0C1D1379" wp14:editId="0A675ADF">
+            <wp:extent cx="5612130" cy="2776220"/>
+            <wp:effectExtent l="0" t="0" r="7620" b="5080"/>
+            <wp:docPr id="60343398" name="Imagen 2"/>
+            <wp:cNvGraphicFramePr>
+              <a:graphicFrameLocks xmlns:a="http://schemas.openxmlformats.org/drawingml/2006/main" noChangeAspect="1"/>
+            </wp:cNvGraphicFramePr>
+            <a:graphic xmlns:a="http://schemas.openxmlformats.org/drawingml/2006/main">
+              <a:graphicData uri="http://schemas.openxmlformats.org/drawingml/2006/picture">
+                <pic:pic xmlns:pic="http://schemas.openxmlformats.org/drawingml/2006/picture">
+                  <pic:nvPicPr>
+                    <pic:cNvPr id="0" name="Picture 2"/>
+                    <pic:cNvPicPr>
+                      <a:picLocks noChangeAspect="1" noChangeArrowheads="1"/>
+                    </pic:cNvPicPr>
+                  </pic:nvPicPr>
+                  <pic:blipFill>
+                    <a:blip r:embed="rId9">
+                      <a:extLst>
+                        <a:ext uri="{28A0092B-C50C-407E-A947-70E740481C1C}">
+                          <a14:useLocalDpi xmlns:a14="http://schemas.microsoft.com/office/drawing/2010/main" val="0"/>
+                        </a:ext>
+                      </a:extLst>
+                    </a:blip>
+                    <a:srcRect/>
+                    <a:stretch>
+                      <a:fillRect/>
+                    </a:stretch>
+                  </pic:blipFill>
+                  <pic:spPr bwMode="auto">
+                    <a:xfrm>
+                      <a:off x="0" y="0"/>
+                      <a:ext cx="5612130" cy="2776220"/>
+                    </a:xfrm>
+                    <a:prstGeom prst="rect">
+                      <a:avLst/>
+                    </a:prstGeom>
+                    <a:noFill/>
+                    <a:ln>
+                      <a:noFill/>
+                    </a:ln>
+                  </pic:spPr>
+                </pic:pic>
+              </a:graphicData>
+            </a:graphic>
+          </wp:inline>
+        </w:drawing>
+      </w:r>
+      <w:r>
+        <w:rPr>
+          <w:noProof/>
+        </w:rPr>
+        <w:lastRenderedPageBreak/>
+        <w:drawing>
+          <wp:inline distT="0" distB="0" distL="0" distR="0" wp14:anchorId="5280CCEB" wp14:editId="757D041D">
+            <wp:extent cx="5612130" cy="3053080"/>
+            <wp:effectExtent l="0" t="0" r="7620" b="0"/>
+            <wp:docPr id="451112456" name="Imagen 1"/>
+            <wp:cNvGraphicFramePr>
+              <a:graphicFrameLocks xmlns:a="http://schemas.openxmlformats.org/drawingml/2006/main" noChangeAspect="1"/>
+            </wp:cNvGraphicFramePr>
+            <a:graphic xmlns:a="http://schemas.openxmlformats.org/drawingml/2006/main">
+              <a:graphicData uri="http://schemas.openxmlformats.org/drawingml/2006/picture">
+                <pic:pic xmlns:pic="http://schemas.openxmlformats.org/drawingml/2006/picture">
+                  <pic:nvPicPr>
+                    <pic:cNvPr id="0" name="Picture 1"/>
+                    <pic:cNvPicPr>
+                      <a:picLocks noChangeAspect="1" noChangeArrowheads="1"/>
+                    </pic:cNvPicPr>
+                  </pic:nvPicPr>
+                  <pic:blipFill>
+                    <a:blip r:embed="rId10">
+                      <a:extLst>
+                        <a:ext uri="{28A0092B-C50C-407E-A947-70E740481C1C}">
+                          <a14:useLocalDpi xmlns:a14="http://schemas.microsoft.com/office/drawing/2010/main" val="0"/>
+                        </a:ext>
+                      </a:extLst>
+                    </a:blip>
+                    <a:srcRect/>
+                    <a:stretch>
+                      <a:fillRect/>
+                    </a:stretch>
+                  </pic:blipFill>
+                  <pic:spPr bwMode="auto">
+                    <a:xfrm>
+                      <a:off x="0" y="0"/>
+                      <a:ext cx="5612130" cy="3053080"/>
+                    </a:xfrm>
+                    <a:prstGeom prst="rect">
+                      <a:avLst/>
+                    </a:prstGeom>
+                    <a:noFill/>
+                    <a:ln>
+                      <a:noFill/>
+                    </a:ln>
+                  </pic:spPr>
+                </pic:pic>
+              </a:graphicData>
+            </a:graphic>
+          </wp:inline>
+        </w:drawing>
+      </w:r>
     </w:p>
     <w:sectPr>
       <w:pgSz w:w="12240" w:h="15840"/>
@@ -260,7 +421,7 @@
 </file>
 
 <file path=word/numbering.xml><?xml version="1.0" encoding="utf-8"?>
-<w:numbering xmlns:wpc="http://schemas.microsoft.com/office/word/2010/wordprocessingCanvas" xmlns:cx="http://schemas.microsoft.com/office/drawing/2014/chartex" xmlns:cx1="http://schemas.microsoft.com/office/drawing/2015/9/8/chartex" xmlns:cx2="http://schemas.microsoft.com/office/drawing/2015/10/21/chartex" xmlns:cx3="http://schemas.microsoft.com/office/drawing/2016/5/9/chartex" xmlns:cx4="http://schemas.microsoft.com/office/drawing/2016/5/10/chartex" xmlns:cx5="http://schemas.microsoft.com/office/drawing/2016/5/11/chartex" xmlns:cx6="http://schemas.microsoft.com/office/drawing/2016/5/12/chartex" xmlns:cx7="http://schemas.microsoft.com/office/drawing/2016/5/13/chartex" xmlns:cx8="http://schemas.microsoft.com/office/drawing/2016/5/14/chartex" xmlns:mc="http://schemas.openxmlformats.org/markup-compatibility/2006" xmlns:aink="http://schemas.microsoft.com/office/drawing/2016/ink" xmlns:am3d="http://schemas.microsoft.com/office/drawing/2017/model3d" xmlns:o="urn:schemas-microsoft-com:office:office" xmlns:r="http://schemas.openxmlformats.org/officeDocument/2006/relationships" xmlns:m="http://schemas.openxmlformats.org/officeDocument/2006/math" xmlns:v="urn:schemas-microsoft-com:vml" xmlns:wp14="http://schemas.microsoft.com/office/word/2010/wordprocessingDrawing" xmlns:wp="http://schemas.openxmlformats.org/drawingml/2006/wordprocessingDrawing" xmlns:w10="urn:schemas-microsoft-com:office:word" xmlns:w="http://schemas.openxmlformats.org/wordprocessingml/2006/main" xmlns:w14="http://schemas.microsoft.com/office/word/2010/wordml" xmlns:w15="http://schemas.microsoft.com/office/word/2012/wordml" xmlns:w16cid="http://schemas.microsoft.com/office/word/2016/wordml/cid" xmlns:w16se="http://schemas.microsoft.com/office/word/2015/wordml/symex" xmlns:wpg="http://schemas.microsoft.com/office/word/2010/wordprocessingGroup" xmlns:wpi="http://schemas.microsoft.com/office/word/2010/wordprocessingInk" xmlns:wne="http://schemas.microsoft.com/office/word/2006/wordml" xmlns:wps="http://schemas.microsoft.com/office/word/2010/wordprocessingShape" mc:Ignorable="w14 w15 w16se w16cid wp14">
+<w:numbering xmlns:wpc="http://schemas.microsoft.com/office/word/2010/wordprocessingCanvas" xmlns:cx="http://schemas.microsoft.com/office/drawing/2014/chartex" xmlns:cx1="http://schemas.microsoft.com/office/drawing/2015/9/8/chartex" xmlns:cx2="http://schemas.microsoft.com/office/drawing/2015/10/21/chartex" xmlns:cx3="http://schemas.microsoft.com/office/drawing/2016/5/9/chartex" xmlns:cx4="http://schemas.microsoft.com/office/drawing/2016/5/10/chartex" xmlns:cx5="http://schemas.microsoft.com/office/drawing/2016/5/11/chartex" xmlns:cx6="http://schemas.microsoft.com/office/drawing/2016/5/12/chartex" xmlns:cx7="http://schemas.microsoft.com/office/drawing/2016/5/13/chartex" xmlns:cx8="http://schemas.microsoft.com/office/drawing/2016/5/14/chartex" xmlns:mc="http://schemas.openxmlformats.org/markup-compatibility/2006" xmlns:aink="http://schemas.microsoft.com/office/drawing/2016/ink" xmlns:am3d="http://schemas.microsoft.com/office/drawing/2017/model3d" xmlns:o="urn:schemas-microsoft-com:office:office" xmlns:oel="http://schemas.microsoft.com/office/2019/extlst" xmlns:r="http://schemas.openxmlformats.org/officeDocument/2006/relationships" xmlns:m="http://schemas.openxmlformats.org/officeDocument/2006/math" xmlns:v="urn:schemas-microsoft-com:vml" xmlns:wp14="http://schemas.microsoft.com/office/word/2010/wordprocessingDrawing" xmlns:wp="http://schemas.openxmlformats.org/drawingml/2006/wordprocessingDrawing" xmlns:w10="urn:schemas-microsoft-com:office:word" xmlns:w="http://schemas.openxmlformats.org/wordprocessingml/2006/main" xmlns:w14="http://schemas.microsoft.com/office/word/2010/wordml" xmlns:w15="http://schemas.microsoft.com/office/word/2012/wordml" xmlns:w16cex="http://schemas.microsoft.com/office/word/2018/wordml/cex" xmlns:w16cid="http://schemas.microsoft.com/office/word/2016/wordml/cid" xmlns:w16="http://schemas.microsoft.com/office/word/2018/wordml" xmlns:w16du="http://schemas.microsoft.com/office/word/2023/wordml/word16du" xmlns:w16sdtdh="http://schemas.microsoft.com/office/word/2020/wordml/sdtdatahash" xmlns:w16sdtfl="http://schemas.microsoft.com/office/word/2024/wordml/sdtformatlock" xmlns:w16se="http://schemas.microsoft.com/office/word/2015/wordml/symex" xmlns:wpg="http://schemas.microsoft.com/office/word/2010/wordprocessingGroup" xmlns:wpi="http://schemas.microsoft.com/office/word/2010/wordprocessingInk" xmlns:wne="http://schemas.microsoft.com/office/word/2006/wordml" xmlns:wps="http://schemas.microsoft.com/office/word/2010/wordprocessingShape" mc:Ignorable="w14 w15 w16se w16cid w16 w16cex w16sdtdh w16sdtfl w16du wp14">
   <w:abstractNum w:abstractNumId="0" w15:restartNumberingAfterBreak="0">
     <w:nsid w:val="1865088F"/>
     <w:multiLevelType w:val="hybridMultilevel"/>
@@ -485,17 +646,17 @@
       </w:rPr>
     </w:lvl>
   </w:abstractNum>
-  <w:num w:numId="1">
+  <w:num w:numId="1" w16cid:durableId="1546330056">
     <w:abstractNumId w:val="1"/>
   </w:num>
-  <w:num w:numId="2">
+  <w:num w:numId="2" w16cid:durableId="1290211792">
     <w:abstractNumId w:val="0"/>
   </w:num>
 </w:numbering>
 </file>
 
 <file path=word/styles.xml><?xml version="1.0" encoding="utf-8"?>
-<w:styles xmlns:mc="http://schemas.openxmlformats.org/markup-compatibility/2006" xmlns:r="http://schemas.openxmlformats.org/officeDocument/2006/relationships" xmlns:w="http://schemas.openxmlformats.org/wordprocessingml/2006/main" xmlns:w14="http://schemas.microsoft.com/office/word/2010/wordml" xmlns:w15="http://schemas.microsoft.com/office/word/2012/wordml" xmlns:w16cid="http://schemas.microsoft.com/office/word/2016/wordml/cid" xmlns:w16se="http://schemas.microsoft.com/office/word/2015/wordml/symex" mc:Ignorable="w14 w15 w16se w16cid">
+<w:styles xmlns:mc="http://schemas.openxmlformats.org/markup-compatibility/2006" xmlns:r="http://schemas.openxmlformats.org/officeDocument/2006/relationships" xmlns:w="http://schemas.openxmlformats.org/wordprocessingml/2006/main" xmlns:w14="http://schemas.microsoft.com/office/word/2010/wordml" xmlns:w15="http://schemas.microsoft.com/office/word/2012/wordml" xmlns:w16cex="http://schemas.microsoft.com/office/word/2018/wordml/cex" xmlns:w16cid="http://schemas.microsoft.com/office/word/2016/wordml/cid" xmlns:w16="http://schemas.microsoft.com/office/word/2018/wordml" xmlns:w16du="http://schemas.microsoft.com/office/word/2023/wordml/word16du" xmlns:w16sdtdh="http://schemas.microsoft.com/office/word/2020/wordml/sdtdatahash" xmlns:w16sdtfl="http://schemas.microsoft.com/office/word/2024/wordml/sdtformatlock" xmlns:w16se="http://schemas.microsoft.com/office/word/2015/wordml/symex" mc:Ignorable="w14 w15 w16se w16cid w16 w16cex w16sdtdh w16sdtfl w16du">
   <w:docDefaults>
     <w:rPrDefault>
       <w:rPr>
@@ -511,7 +672,7 @@
       </w:pPr>
     </w:pPrDefault>
   </w:docDefaults>
-  <w:latentStyles w:defLockedState="0" w:defUIPriority="99" w:defSemiHidden="0" w:defUnhideWhenUsed="0" w:defQFormat="0" w:count="375">
+  <w:latentStyles w:defLockedState="0" w:defUIPriority="99" w:defSemiHidden="0" w:defUnhideWhenUsed="0" w:defQFormat="0" w:count="376">
     <w:lsdException w:name="Normal" w:uiPriority="0" w:qFormat="1"/>
     <w:lsdException w:name="heading 1" w:uiPriority="9" w:qFormat="1"/>
     <w:lsdException w:name="heading 2" w:semiHidden="1" w:uiPriority="9" w:unhideWhenUsed="1" w:qFormat="1"/>
@@ -887,6 +1048,7 @@
     <w:lsdException w:name="Smart Hyperlink" w:semiHidden="1" w:unhideWhenUsed="1"/>
     <w:lsdException w:name="Hashtag" w:semiHidden="1" w:unhideWhenUsed="1"/>
     <w:lsdException w:name="Unresolved Mention" w:semiHidden="1" w:unhideWhenUsed="1"/>
+    <w:lsdException w:name="Smart Link" w:semiHidden="1" w:unhideWhenUsed="1"/>
   </w:latentStyles>
   <w:style w:type="paragraph" w:default="1" w:styleId="Normal">
     <w:name w:val="Normal"/>

--- a/Documentación del equipo.docx
+++ b/Documentación del equipo.docx
@@ -402,6 +402,53 @@
                     <a:ln>
                       <a:noFill/>
                     </a:ln>
+                  </pic:spPr>
+                </pic:pic>
+              </a:graphicData>
+            </a:graphic>
+          </wp:inline>
+        </w:drawing>
+      </w:r>
+    </w:p>
+    <w:p>
+      <w:pPr>
+        <w:rPr>
+          <w:lang w:val="es-ES"/>
+        </w:rPr>
+      </w:pPr>
+      <w:r>
+        <w:rPr>
+          <w:lang w:val="es-ES"/>
+        </w:rPr>
+        <w:drawing>
+          <wp:inline distT="0" distB="0" distL="0" distR="0" wp14:anchorId="38E5820F" wp14:editId="11B0747F">
+            <wp:extent cx="5612130" cy="2381250"/>
+            <wp:effectExtent l="0" t="0" r="7620" b="0"/>
+            <wp:docPr id="1929965490" name="Imagen 1"/>
+            <wp:cNvGraphicFramePr>
+              <a:graphicFrameLocks xmlns:a="http://schemas.openxmlformats.org/drawingml/2006/main" noChangeAspect="1"/>
+            </wp:cNvGraphicFramePr>
+            <a:graphic xmlns:a="http://schemas.openxmlformats.org/drawingml/2006/main">
+              <a:graphicData uri="http://schemas.openxmlformats.org/drawingml/2006/picture">
+                <pic:pic xmlns:pic="http://schemas.openxmlformats.org/drawingml/2006/picture">
+                  <pic:nvPicPr>
+                    <pic:cNvPr id="1929965490" name=""/>
+                    <pic:cNvPicPr/>
+                  </pic:nvPicPr>
+                  <pic:blipFill>
+                    <a:blip r:embed="rId11"/>
+                    <a:stretch>
+                      <a:fillRect/>
+                    </a:stretch>
+                  </pic:blipFill>
+                  <pic:spPr>
+                    <a:xfrm>
+                      <a:off x="0" y="0"/>
+                      <a:ext cx="5612130" cy="2381250"/>
+                    </a:xfrm>
+                    <a:prstGeom prst="rect">
+                      <a:avLst/>
+                    </a:prstGeom>
                   </pic:spPr>
                 </pic:pic>
               </a:graphicData>

--- a/Documentación del equipo.docx
+++ b/Documentación del equipo.docx
@@ -1,6 +1,6 @@
 
 <file path=word/document.xml><?xml version="1.0" encoding="utf-8"?>
-<w:document xmlns:wpc="http://schemas.microsoft.com/office/word/2010/wordprocessingCanvas" xmlns:cx="http://schemas.microsoft.com/office/drawing/2014/chartex" xmlns:cx1="http://schemas.microsoft.com/office/drawing/2015/9/8/chartex" xmlns:cx2="http://schemas.microsoft.com/office/drawing/2015/10/21/chartex" xmlns:cx3="http://schemas.microsoft.com/office/drawing/2016/5/9/chartex" xmlns:cx4="http://schemas.microsoft.com/office/drawing/2016/5/10/chartex" xmlns:cx5="http://schemas.microsoft.com/office/drawing/2016/5/11/chartex" xmlns:cx6="http://schemas.microsoft.com/office/drawing/2016/5/12/chartex" xmlns:cx7="http://schemas.microsoft.com/office/drawing/2016/5/13/chartex" xmlns:cx8="http://schemas.microsoft.com/office/drawing/2016/5/14/chartex" xmlns:mc="http://schemas.openxmlformats.org/markup-compatibility/2006" xmlns:aink="http://schemas.microsoft.com/office/drawing/2016/ink" xmlns:am3d="http://schemas.microsoft.com/office/drawing/2017/model3d" xmlns:o="urn:schemas-microsoft-com:office:office" xmlns:oel="http://schemas.microsoft.com/office/2019/extlst" xmlns:r="http://schemas.openxmlformats.org/officeDocument/2006/relationships" xmlns:m="http://schemas.openxmlformats.org/officeDocument/2006/math" xmlns:v="urn:schemas-microsoft-com:vml" xmlns:wp14="http://schemas.microsoft.com/office/word/2010/wordprocessingDrawing" xmlns:wp="http://schemas.openxmlformats.org/drawingml/2006/wordprocessingDrawing" xmlns:w10="urn:schemas-microsoft-com:office:word" xmlns:w="http://schemas.openxmlformats.org/wordprocessingml/2006/main" xmlns:w14="http://schemas.microsoft.com/office/word/2010/wordml" xmlns:w15="http://schemas.microsoft.com/office/word/2012/wordml" xmlns:w16cex="http://schemas.microsoft.com/office/word/2018/wordml/cex" xmlns:w16cid="http://schemas.microsoft.com/office/word/2016/wordml/cid" xmlns:w16="http://schemas.microsoft.com/office/word/2018/wordml" xmlns:w16du="http://schemas.microsoft.com/office/word/2023/wordml/word16du" xmlns:w16sdtdh="http://schemas.microsoft.com/office/word/2020/wordml/sdtdatahash" xmlns:w16sdtfl="http://schemas.microsoft.com/office/word/2024/wordml/sdtformatlock" xmlns:w16se="http://schemas.microsoft.com/office/word/2015/wordml/symex" xmlns:wpg="http://schemas.microsoft.com/office/word/2010/wordprocessingGroup" xmlns:wpi="http://schemas.microsoft.com/office/word/2010/wordprocessingInk" xmlns:wne="http://schemas.microsoft.com/office/word/2006/wordml" xmlns:wps="http://schemas.microsoft.com/office/word/2010/wordprocessingShape" mc:Ignorable="w14 w15 w16se w16cid w16 w16cex w16sdtdh w16sdtfl w16du wp14">
+<w:document xmlns:wpc="http://schemas.microsoft.com/office/word/2010/wordprocessingCanvas" xmlns:cx="http://schemas.microsoft.com/office/drawing/2014/chartex" xmlns:cx1="http://schemas.microsoft.com/office/drawing/2015/9/8/chartex" xmlns:cx2="http://schemas.microsoft.com/office/drawing/2015/10/21/chartex" xmlns:cx3="http://schemas.microsoft.com/office/drawing/2016/5/9/chartex" xmlns:cx4="http://schemas.microsoft.com/office/drawing/2016/5/10/chartex" xmlns:cx5="http://schemas.microsoft.com/office/drawing/2016/5/11/chartex" xmlns:cx6="http://schemas.microsoft.com/office/drawing/2016/5/12/chartex" xmlns:cx7="http://schemas.microsoft.com/office/drawing/2016/5/13/chartex" xmlns:cx8="http://schemas.microsoft.com/office/drawing/2016/5/14/chartex" xmlns:mc="http://schemas.openxmlformats.org/markup-compatibility/2006" xmlns:aink="http://schemas.microsoft.com/office/drawing/2016/ink" xmlns:am3d="http://schemas.microsoft.com/office/drawing/2017/model3d" xmlns:o="urn:schemas-microsoft-com:office:office" xmlns:r="http://schemas.openxmlformats.org/officeDocument/2006/relationships" xmlns:m="http://schemas.openxmlformats.org/officeDocument/2006/math" xmlns:v="urn:schemas-microsoft-com:vml" xmlns:wp14="http://schemas.microsoft.com/office/word/2010/wordprocessingDrawing" xmlns:wp="http://schemas.openxmlformats.org/drawingml/2006/wordprocessingDrawing" xmlns:w10="urn:schemas-microsoft-com:office:word" xmlns:w="http://schemas.openxmlformats.org/wordprocessingml/2006/main" xmlns:w14="http://schemas.microsoft.com/office/word/2010/wordml" xmlns:w15="http://schemas.microsoft.com/office/word/2012/wordml" xmlns:w16cid="http://schemas.microsoft.com/office/word/2016/wordml/cid" xmlns:w16se="http://schemas.microsoft.com/office/word/2015/wordml/symex" xmlns:wpg="http://schemas.microsoft.com/office/word/2010/wordprocessingGroup" xmlns:wpi="http://schemas.microsoft.com/office/word/2010/wordprocessingInk" xmlns:wne="http://schemas.microsoft.com/office/word/2006/wordml" xmlns:wps="http://schemas.microsoft.com/office/word/2010/wordprocessingShape" mc:Ignorable="w14 w15 w16se w16cid wp14">
   <w:body>
     <w:p>
       <w:pPr>
@@ -241,6 +241,20 @@
           <w:lang w:val="es-ES"/>
         </w:rPr>
       </w:pPr>
+      <w:r>
+        <w:rPr>
+          <w:lang w:val="es-ES"/>
+        </w:rPr>
+        <w:t xml:space="preserve">Test de los </w:t>
+      </w:r>
+      <w:proofErr w:type="spellStart"/>
+      <w:r>
+        <w:rPr>
+          <w:lang w:val="es-ES"/>
+        </w:rPr>
+        <w:t>endpoints</w:t>
+      </w:r>
+      <w:proofErr w:type="spellEnd"/>
     </w:p>
     <w:p>
       <w:pPr>
@@ -416,8 +430,69 @@
           <w:lang w:val="es-ES"/>
         </w:rPr>
       </w:pPr>
-      <w:r>
-        <w:rPr>
+    </w:p>
+    <w:p>
+      <w:pPr>
+        <w:rPr>
+          <w:lang w:val="es-ES"/>
+        </w:rPr>
+      </w:pPr>
+    </w:p>
+    <w:p>
+      <w:pPr>
+        <w:rPr>
+          <w:sz w:val="32"/>
+          <w:szCs w:val="32"/>
+          <w:lang w:val="es-ES"/>
+        </w:rPr>
+      </w:pPr>
+      <w:r>
+        <w:rPr>
+          <w:sz w:val="32"/>
+          <w:szCs w:val="32"/>
+          <w:lang w:val="es-ES"/>
+        </w:rPr>
+        <w:t>-Paso 3</w:t>
+      </w:r>
+    </w:p>
+    <w:p>
+      <w:pPr>
+        <w:rPr>
+          <w:lang w:val="es-ES"/>
+        </w:rPr>
+      </w:pPr>
+      <w:r>
+        <w:rPr>
+          <w:lang w:val="es-ES"/>
+        </w:rPr>
+        <w:t xml:space="preserve">Al intentar iniciar </w:t>
+      </w:r>
+      <w:proofErr w:type="spellStart"/>
+      <w:r>
+        <w:rPr>
+          <w:lang w:val="es-ES"/>
+        </w:rPr>
+        <w:t>locust</w:t>
+      </w:r>
+      <w:proofErr w:type="spellEnd"/>
+      <w:r>
+        <w:rPr>
+          <w:lang w:val="es-ES"/>
+        </w:rPr>
+        <w:t xml:space="preserve"> se tuvo el siguiente problema</w:t>
+      </w:r>
+      <w:bookmarkStart w:id="0" w:name="_GoBack"/>
+      <w:bookmarkEnd w:id="0"/>
+    </w:p>
+    <w:p>
+      <w:pPr>
+        <w:rPr>
+          <w:lang w:val="es-ES"/>
+        </w:rPr>
+      </w:pPr>
+      <w:r>
+        <w:rPr>
+          <w:noProof/>
           <w:lang w:val="es-ES"/>
         </w:rPr>
         <w:drawing>
@@ -468,7 +543,7 @@
 </file>
 
 <file path=word/numbering.xml><?xml version="1.0" encoding="utf-8"?>
-<w:numbering xmlns:wpc="http://schemas.microsoft.com/office/word/2010/wordprocessingCanvas" xmlns:cx="http://schemas.microsoft.com/office/drawing/2014/chartex" xmlns:cx1="http://schemas.microsoft.com/office/drawing/2015/9/8/chartex" xmlns:cx2="http://schemas.microsoft.com/office/drawing/2015/10/21/chartex" xmlns:cx3="http://schemas.microsoft.com/office/drawing/2016/5/9/chartex" xmlns:cx4="http://schemas.microsoft.com/office/drawing/2016/5/10/chartex" xmlns:cx5="http://schemas.microsoft.com/office/drawing/2016/5/11/chartex" xmlns:cx6="http://schemas.microsoft.com/office/drawing/2016/5/12/chartex" xmlns:cx7="http://schemas.microsoft.com/office/drawing/2016/5/13/chartex" xmlns:cx8="http://schemas.microsoft.com/office/drawing/2016/5/14/chartex" xmlns:mc="http://schemas.openxmlformats.org/markup-compatibility/2006" xmlns:aink="http://schemas.microsoft.com/office/drawing/2016/ink" xmlns:am3d="http://schemas.microsoft.com/office/drawing/2017/model3d" xmlns:o="urn:schemas-microsoft-com:office:office" xmlns:oel="http://schemas.microsoft.com/office/2019/extlst" xmlns:r="http://schemas.openxmlformats.org/officeDocument/2006/relationships" xmlns:m="http://schemas.openxmlformats.org/officeDocument/2006/math" xmlns:v="urn:schemas-microsoft-com:vml" xmlns:wp14="http://schemas.microsoft.com/office/word/2010/wordprocessingDrawing" xmlns:wp="http://schemas.openxmlformats.org/drawingml/2006/wordprocessingDrawing" xmlns:w10="urn:schemas-microsoft-com:office:word" xmlns:w="http://schemas.openxmlformats.org/wordprocessingml/2006/main" xmlns:w14="http://schemas.microsoft.com/office/word/2010/wordml" xmlns:w15="http://schemas.microsoft.com/office/word/2012/wordml" xmlns:w16cex="http://schemas.microsoft.com/office/word/2018/wordml/cex" xmlns:w16cid="http://schemas.microsoft.com/office/word/2016/wordml/cid" xmlns:w16="http://schemas.microsoft.com/office/word/2018/wordml" xmlns:w16du="http://schemas.microsoft.com/office/word/2023/wordml/word16du" xmlns:w16sdtdh="http://schemas.microsoft.com/office/word/2020/wordml/sdtdatahash" xmlns:w16sdtfl="http://schemas.microsoft.com/office/word/2024/wordml/sdtformatlock" xmlns:w16se="http://schemas.microsoft.com/office/word/2015/wordml/symex" xmlns:wpg="http://schemas.microsoft.com/office/word/2010/wordprocessingGroup" xmlns:wpi="http://schemas.microsoft.com/office/word/2010/wordprocessingInk" xmlns:wne="http://schemas.microsoft.com/office/word/2006/wordml" xmlns:wps="http://schemas.microsoft.com/office/word/2010/wordprocessingShape" mc:Ignorable="w14 w15 w16se w16cid w16 w16cex w16sdtdh w16sdtfl w16du wp14">
+<w:numbering xmlns:wpc="http://schemas.microsoft.com/office/word/2010/wordprocessingCanvas" xmlns:cx="http://schemas.microsoft.com/office/drawing/2014/chartex" xmlns:cx1="http://schemas.microsoft.com/office/drawing/2015/9/8/chartex" xmlns:cx2="http://schemas.microsoft.com/office/drawing/2015/10/21/chartex" xmlns:cx3="http://schemas.microsoft.com/office/drawing/2016/5/9/chartex" xmlns:cx4="http://schemas.microsoft.com/office/drawing/2016/5/10/chartex" xmlns:cx5="http://schemas.microsoft.com/office/drawing/2016/5/11/chartex" xmlns:cx6="http://schemas.microsoft.com/office/drawing/2016/5/12/chartex" xmlns:cx7="http://schemas.microsoft.com/office/drawing/2016/5/13/chartex" xmlns:cx8="http://schemas.microsoft.com/office/drawing/2016/5/14/chartex" xmlns:mc="http://schemas.openxmlformats.org/markup-compatibility/2006" xmlns:aink="http://schemas.microsoft.com/office/drawing/2016/ink" xmlns:am3d="http://schemas.microsoft.com/office/drawing/2017/model3d" xmlns:o="urn:schemas-microsoft-com:office:office" xmlns:r="http://schemas.openxmlformats.org/officeDocument/2006/relationships" xmlns:m="http://schemas.openxmlformats.org/officeDocument/2006/math" xmlns:v="urn:schemas-microsoft-com:vml" xmlns:wp14="http://schemas.microsoft.com/office/word/2010/wordprocessingDrawing" xmlns:wp="http://schemas.openxmlformats.org/drawingml/2006/wordprocessingDrawing" xmlns:w10="urn:schemas-microsoft-com:office:word" xmlns:w="http://schemas.openxmlformats.org/wordprocessingml/2006/main" xmlns:w14="http://schemas.microsoft.com/office/word/2010/wordml" xmlns:w15="http://schemas.microsoft.com/office/word/2012/wordml" xmlns:w16cid="http://schemas.microsoft.com/office/word/2016/wordml/cid" xmlns:w16se="http://schemas.microsoft.com/office/word/2015/wordml/symex" xmlns:wpg="http://schemas.microsoft.com/office/word/2010/wordprocessingGroup" xmlns:wpi="http://schemas.microsoft.com/office/word/2010/wordprocessingInk" xmlns:wne="http://schemas.microsoft.com/office/word/2006/wordml" xmlns:wps="http://schemas.microsoft.com/office/word/2010/wordprocessingShape" mc:Ignorable="w14 w15 w16se w16cid wp14">
   <w:abstractNum w:abstractNumId="0" w15:restartNumberingAfterBreak="0">
     <w:nsid w:val="1865088F"/>
     <w:multiLevelType w:val="hybridMultilevel"/>
@@ -693,17 +768,17 @@
       </w:rPr>
     </w:lvl>
   </w:abstractNum>
-  <w:num w:numId="1" w16cid:durableId="1546330056">
+  <w:num w:numId="1">
     <w:abstractNumId w:val="1"/>
   </w:num>
-  <w:num w:numId="2" w16cid:durableId="1290211792">
+  <w:num w:numId="2">
     <w:abstractNumId w:val="0"/>
   </w:num>
 </w:numbering>
 </file>
 
 <file path=word/styles.xml><?xml version="1.0" encoding="utf-8"?>
-<w:styles xmlns:mc="http://schemas.openxmlformats.org/markup-compatibility/2006" xmlns:r="http://schemas.openxmlformats.org/officeDocument/2006/relationships" xmlns:w="http://schemas.openxmlformats.org/wordprocessingml/2006/main" xmlns:w14="http://schemas.microsoft.com/office/word/2010/wordml" xmlns:w15="http://schemas.microsoft.com/office/word/2012/wordml" xmlns:w16cex="http://schemas.microsoft.com/office/word/2018/wordml/cex" xmlns:w16cid="http://schemas.microsoft.com/office/word/2016/wordml/cid" xmlns:w16="http://schemas.microsoft.com/office/word/2018/wordml" xmlns:w16du="http://schemas.microsoft.com/office/word/2023/wordml/word16du" xmlns:w16sdtdh="http://schemas.microsoft.com/office/word/2020/wordml/sdtdatahash" xmlns:w16sdtfl="http://schemas.microsoft.com/office/word/2024/wordml/sdtformatlock" xmlns:w16se="http://schemas.microsoft.com/office/word/2015/wordml/symex" mc:Ignorable="w14 w15 w16se w16cid w16 w16cex w16sdtdh w16sdtfl w16du">
+<w:styles xmlns:mc="http://schemas.openxmlformats.org/markup-compatibility/2006" xmlns:r="http://schemas.openxmlformats.org/officeDocument/2006/relationships" xmlns:w="http://schemas.openxmlformats.org/wordprocessingml/2006/main" xmlns:w14="http://schemas.microsoft.com/office/word/2010/wordml" xmlns:w15="http://schemas.microsoft.com/office/word/2012/wordml" xmlns:w16cid="http://schemas.microsoft.com/office/word/2016/wordml/cid" xmlns:w16se="http://schemas.microsoft.com/office/word/2015/wordml/symex" mc:Ignorable="w14 w15 w16se w16cid">
   <w:docDefaults>
     <w:rPrDefault>
       <w:rPr>
@@ -719,7 +794,7 @@
       </w:pPr>
     </w:pPrDefault>
   </w:docDefaults>
-  <w:latentStyles w:defLockedState="0" w:defUIPriority="99" w:defSemiHidden="0" w:defUnhideWhenUsed="0" w:defQFormat="0" w:count="376">
+  <w:latentStyles w:defLockedState="0" w:defUIPriority="99" w:defSemiHidden="0" w:defUnhideWhenUsed="0" w:defQFormat="0" w:count="375">
     <w:lsdException w:name="Normal" w:uiPriority="0" w:qFormat="1"/>
     <w:lsdException w:name="heading 1" w:uiPriority="9" w:qFormat="1"/>
     <w:lsdException w:name="heading 2" w:semiHidden="1" w:uiPriority="9" w:unhideWhenUsed="1" w:qFormat="1"/>
@@ -1095,7 +1170,6 @@
     <w:lsdException w:name="Smart Hyperlink" w:semiHidden="1" w:unhideWhenUsed="1"/>
     <w:lsdException w:name="Hashtag" w:semiHidden="1" w:unhideWhenUsed="1"/>
     <w:lsdException w:name="Unresolved Mention" w:semiHidden="1" w:unhideWhenUsed="1"/>
-    <w:lsdException w:name="Smart Link" w:semiHidden="1" w:unhideWhenUsed="1"/>
   </w:latentStyles>
   <w:style w:type="paragraph" w:default="1" w:styleId="Normal">
     <w:name w:val="Normal"/>
